--- a/plantillas/notarial/D13-NOT_Informe_Auditoria_PLD_v1.docx
+++ b/plantillas/notarial/D13-NOT_Informe_Auditoria_PLD_v1.docx
@@ -498,7 +498,7 @@
           <w:sz w:val="18"/>
           <w:szCs w:val="18"/>
         </w:rPr>
-        <w:t xml:space="preserve">El presente informe documenta los resultados de la auditoría interna practicada al Programa Certus PLD de la Notaría, conforme al artículo 18, fracción XI, de la LFPIORPI (obligación introducida por la reforma de julio 2025). [Nota interna Certus: el kit inmobiliario original cita el artículo 23; la obligación de auditoría corresponde en realidad al artículo 18, fracción XI — se corrige aquí y se recomienda alinear también la versión inmobiliaria.] El objetivo es verificar que los procedimientos, controles y registros del programa funcionen correctamente y cumplan con la normatividad vigente.</w:t>
+        <w:t xml:space="preserve">El presente informe documenta los resultados de la auditoría interna practicada al Programa Certus PLD de la Notaría, conforme al artículo 18, fracción XI, de la LFPIORPI (obligación introducida por la reforma de julio 2025). El objetivo es verificar que los procedimientos, controles y registros del programa funcionen correctamente y cumplan con la normatividad vigente.</w:t>
       </w:r>
     </w:p>
     <w:p>
